--- a/documents/practicals/DP_psychology_permission_to_take_part_en.docx
+++ b/documents/practicals/DP_psychology_permission_to_take_part_en.docx
@@ -1,29 +1,44 @@
 
 <file path=word/document.xml><?xml version="1.0" encoding="utf-8"?>
-<w:document xmlns:wpc="http://schemas.microsoft.com/office/word/2010/wordprocessingCanvas" xmlns:cx="http://schemas.microsoft.com/office/drawing/2014/chartex" xmlns:cx1="http://schemas.microsoft.com/office/drawing/2015/9/8/chartex" xmlns:cx2="http://schemas.microsoft.com/office/drawing/2015/10/21/chartex" xmlns:cx3="http://schemas.microsoft.com/office/drawing/2016/5/9/chartex" xmlns:cx4="http://schemas.microsoft.com/office/drawing/2016/5/10/chartex" xmlns:cx5="http://schemas.microsoft.com/office/drawing/2016/5/11/chartex" xmlns:cx6="http://schemas.microsoft.com/office/drawing/2016/5/12/chartex" xmlns:cx7="http://schemas.microsoft.com/office/drawing/2016/5/13/chartex" xmlns:cx8="http://schemas.microsoft.com/office/drawing/2016/5/14/chartex" xmlns:mc="http://schemas.openxmlformats.org/markup-compatibility/2006" xmlns:aink="http://schemas.microsoft.com/office/drawing/2016/ink" xmlns:am3d="http://schemas.microsoft.com/office/drawing/2017/model3d" xmlns:o="urn:schemas-microsoft-com:office:office" xmlns:oel="http://schemas.microsoft.com/office/2019/extlst" xmlns:r="http://schemas.openxmlformats.org/officeDocument/2006/relationships" xmlns:m="http://schemas.openxmlformats.org/officeDocument/2006/math" xmlns:v="urn:schemas-microsoft-com:vml" xmlns:wp14="http://schemas.microsoft.com/office/word/2010/wordprocessingDrawing" xmlns:wp="http://schemas.openxmlformats.org/drawingml/2006/wordprocessingDrawing" xmlns:w10="urn:schemas-microsoft-com:office:word" xmlns:w="http://schemas.openxmlformats.org/wordprocessingml/2006/main" xmlns:w14="http://schemas.microsoft.com/office/word/2010/wordml" xmlns:w15="http://schemas.microsoft.com/office/word/2012/wordml" xmlns:w16cex="http://schemas.microsoft.com/office/word/2018/wordml/cex" xmlns:w16cid="http://schemas.microsoft.com/office/word/2016/wordml/cid" xmlns:w16="http://schemas.microsoft.com/office/word/2018/wordml" xmlns:w16du="http://schemas.microsoft.com/office/word/2023/wordml/word16du" xmlns:w16sdtdh="http://schemas.microsoft.com/office/word/2020/wordml/sdtdatahash" xmlns:w16se="http://schemas.microsoft.com/office/word/2015/wordml/symex" xmlns:wpg="http://schemas.microsoft.com/office/word/2010/wordprocessingGroup" xmlns:wpi="http://schemas.microsoft.com/office/word/2010/wordprocessingInk" xmlns:wne="http://schemas.microsoft.com/office/word/2006/wordml" xmlns:wps="http://schemas.microsoft.com/office/word/2010/wordprocessingShape" mc:Ignorable="w14 w15 w16se w16cid w16 w16cex w16sdtdh w16du wp14">
+<w:document xmlns:wpc="http://schemas.microsoft.com/office/word/2010/wordprocessingCanvas" xmlns:cx="http://schemas.microsoft.com/office/drawing/2014/chartex" xmlns:cx1="http://schemas.microsoft.com/office/drawing/2015/9/8/chartex" xmlns:cx2="http://schemas.microsoft.com/office/drawing/2015/10/21/chartex" xmlns:cx3="http://schemas.microsoft.com/office/drawing/2016/5/9/chartex" xmlns:cx4="http://schemas.microsoft.com/office/drawing/2016/5/10/chartex" xmlns:cx5="http://schemas.microsoft.com/office/drawing/2016/5/11/chartex" xmlns:cx6="http://schemas.microsoft.com/office/drawing/2016/5/12/chartex" xmlns:cx7="http://schemas.microsoft.com/office/drawing/2016/5/13/chartex" xmlns:cx8="http://schemas.microsoft.com/office/drawing/2016/5/14/chartex" xmlns:mc="http://schemas.openxmlformats.org/markup-compatibility/2006" xmlns:aink="http://schemas.microsoft.com/office/drawing/2016/ink" xmlns:am3d="http://schemas.microsoft.com/office/drawing/2017/model3d" xmlns:o="urn:schemas-microsoft-com:office:office" xmlns:oel="http://schemas.microsoft.com/office/2019/extlst" xmlns:r="http://schemas.openxmlformats.org/officeDocument/2006/relationships" xmlns:m="http://schemas.openxmlformats.org/officeDocument/2006/math" xmlns:v="urn:schemas-microsoft-com:vml" xmlns:wp14="http://schemas.microsoft.com/office/word/2010/wordprocessingDrawing" xmlns:wp="http://schemas.openxmlformats.org/drawingml/2006/wordprocessingDrawing" xmlns:w10="urn:schemas-microsoft-com:office:word" xmlns:w="http://schemas.openxmlformats.org/wordprocessingml/2006/main" xmlns:w14="http://schemas.microsoft.com/office/word/2010/wordml" xmlns:w15="http://schemas.microsoft.com/office/word/2012/wordml" xmlns:w16cex="http://schemas.microsoft.com/office/word/2018/wordml/cex" xmlns:w16cid="http://schemas.microsoft.com/office/word/2016/wordml/cid" xmlns:w16="http://schemas.microsoft.com/office/word/2018/wordml" xmlns:w16du="http://schemas.microsoft.com/office/word/2023/wordml/word16du" xmlns:w16sdtdh="http://schemas.microsoft.com/office/word/2020/wordml/sdtdatahash" xmlns:w16sdtfl="http://schemas.microsoft.com/office/word/2024/wordml/sdtformatlock" xmlns:w16se="http://schemas.microsoft.com/office/word/2015/wordml/symex" xmlns:wpg="http://schemas.microsoft.com/office/word/2010/wordprocessingGroup" xmlns:wpi="http://schemas.microsoft.com/office/word/2010/wordprocessingInk" xmlns:wne="http://schemas.microsoft.com/office/word/2006/wordml" xmlns:wps="http://schemas.microsoft.com/office/word/2010/wordprocessingShape" mc:Ignorable="w14 w15 w16se w16cid w16 w16cex w16sdtdh w16sdtfl w16du wp14">
   <w:body>
     <w:p>
       <w:pPr>
         <w:pStyle w:val="Heading3"/>
+        <w:spacing w:before="0"/>
+        <w:rPr>
+          <w:color w:val="000000" w:themeColor="text1"/>
+        </w:rPr>
       </w:pPr>
       <w:r>
         <w:rPr>
           <w:rFonts w:eastAsia="Calibri"/>
+          <w:color w:val="000000" w:themeColor="text1"/>
         </w:rPr>
         <w:t xml:space="preserve">Request for </w:t>
       </w:r>
       <w:r>
         <w:rPr>
           <w:rFonts w:eastAsia="Calibri"/>
+          <w:color w:val="000000" w:themeColor="text1"/>
         </w:rPr>
         <w:t>p</w:t>
       </w:r>
       <w:r>
         <w:rPr>
           <w:rFonts w:eastAsia="Calibri"/>
+          <w:color w:val="000000" w:themeColor="text1"/>
         </w:rPr>
         <w:t>ermission</w:t>
       </w:r>
+    </w:p>
+    <w:p>
+      <w:pPr>
+        <w:pStyle w:val="Body"/>
+        <w:rPr>
+          <w:rFonts w:eastAsia="Calibri"/>
+        </w:rPr>
+      </w:pPr>
     </w:p>
     <w:p>
       <w:pPr>
@@ -214,7 +229,7 @@
         <w:spacing w:after="240"/>
         <w:jc w:val="both"/>
         <w:rPr>
-          <w:rFonts w:ascii="Arial" w:hAnsi="Arial"/>
+          <w:rFonts w:ascii="Arial" w:eastAsia="Calibri" w:hAnsi="Arial"/>
           <w:sz w:val="19"/>
           <w:szCs w:val="20"/>
         </w:rPr>
@@ -243,6 +258,31 @@
         </w:rPr>
         <w:t>: _______________</w:t>
       </w:r>
+      <w:r>
+        <w:rPr>
+          <w:rFonts w:ascii="Arial" w:eastAsia="Calibri" w:hAnsi="Arial"/>
+          <w:sz w:val="19"/>
+          <w:szCs w:val="20"/>
+        </w:rPr>
+        <w:t>_____</w:t>
+      </w:r>
+    </w:p>
+    <w:p>
+      <w:pPr>
+        <w:tabs>
+          <w:tab w:val="left" w:pos="454"/>
+          <w:tab w:val="left" w:pos="907"/>
+          <w:tab w:val="left" w:pos="1361"/>
+          <w:tab w:val="left" w:pos="1814"/>
+        </w:tabs>
+        <w:spacing w:after="240"/>
+        <w:jc w:val="both"/>
+        <w:rPr>
+          <w:rFonts w:ascii="Arial" w:hAnsi="Arial"/>
+          <w:sz w:val="19"/>
+          <w:szCs w:val="20"/>
+        </w:rPr>
+      </w:pPr>
     </w:p>
     <w:tbl>
       <w:tblPr>
@@ -264,17 +304,13 @@
         <w:tc>
           <w:tcPr>
             <w:tcW w:w="5000" w:type="pct"/>
-            <w:shd w:val="clear" w:color="auto" w:fill="auto"/>
           </w:tcPr>
           <w:p>
             <w:pPr>
               <w:pStyle w:val="Tablebody"/>
             </w:pPr>
             <w:r>
-              <w:rPr>
-                <w:rFonts w:eastAsia="Calibri"/>
-              </w:rPr>
-              <w:t>Identify the topic of study and research method.</w:t>
+              <w:t>What are you investigating, and which research method will you use?</w:t>
             </w:r>
           </w:p>
         </w:tc>
@@ -286,7 +322,6 @@
             <w:tcBorders>
               <w:bottom w:val="single" w:sz="4" w:space="0" w:color="000000" w:themeColor="text1"/>
             </w:tcBorders>
-            <w:shd w:val="clear" w:color="auto" w:fill="auto"/>
           </w:tcPr>
           <w:p>
             <w:pPr>
@@ -309,7 +344,6 @@
         <w:tc>
           <w:tcPr>
             <w:tcW w:w="5000" w:type="pct"/>
-            <w:shd w:val="clear" w:color="auto" w:fill="auto"/>
           </w:tcPr>
           <w:p>
             <w:pPr>
@@ -322,49 +356,7 @@
               <w:rPr>
                 <w:rFonts w:eastAsia="Calibri"/>
               </w:rPr>
-              <w:t xml:space="preserve">Identify the </w:t>
-            </w:r>
-            <w:r>
-              <w:rPr>
-                <w:rFonts w:eastAsia="Calibri"/>
-              </w:rPr>
-              <w:t xml:space="preserve">target of the investigation (e.g. the behaviour under investigation, the </w:t>
-            </w:r>
-            <w:r>
-              <w:rPr>
-                <w:rFonts w:eastAsia="Calibri"/>
-              </w:rPr>
-              <w:t xml:space="preserve">selection of the </w:t>
-            </w:r>
-            <w:r>
-              <w:rPr>
-                <w:rFonts w:eastAsia="Calibri"/>
-              </w:rPr>
-              <w:t>participa</w:t>
-            </w:r>
-            <w:r>
-              <w:rPr>
-                <w:rFonts w:eastAsia="Calibri"/>
-              </w:rPr>
-              <w:t>nts, etc</w:t>
-            </w:r>
-            <w:r>
-              <w:rPr>
-                <w:rFonts w:eastAsia="Calibri"/>
-              </w:rPr>
-              <w:t>.</w:t>
-            </w:r>
-            <w:r>
-              <w:rPr>
-                <w:rFonts w:eastAsia="Calibri"/>
-              </w:rPr>
-              <w:t>)</w:t>
-            </w:r>
-            <w:r>
-              <w:rPr>
-                <w:rFonts w:eastAsia="Calibri"/>
-              </w:rPr>
-              <w:t>.</w:t>
+              <w:t>What behaviour are you investigating, and who will participate in your study?</w:t>
             </w:r>
           </w:p>
           <w:p>
@@ -387,7 +379,6 @@
         <w:tc>
           <w:tcPr>
             <w:tcW w:w="5000" w:type="pct"/>
-            <w:shd w:val="clear" w:color="auto" w:fill="auto"/>
           </w:tcPr>
           <w:p>
             <w:pPr>
@@ -419,7 +410,6 @@
         <w:tc>
           <w:tcPr>
             <w:tcW w:w="5000" w:type="pct"/>
-            <w:shd w:val="clear" w:color="auto" w:fill="auto"/>
           </w:tcPr>
           <w:p>
             <w:pPr>
@@ -432,19 +422,7 @@
               <w:rPr>
                 <w:rFonts w:eastAsia="Calibri"/>
               </w:rPr>
-              <w:t xml:space="preserve">Identify the ethical considerations for engaging with participants, storing data, </w:t>
-            </w:r>
-            <w:r>
-              <w:rPr>
-                <w:rFonts w:eastAsia="Calibri"/>
-              </w:rPr>
-              <w:t xml:space="preserve">maintaining </w:t>
-            </w:r>
-            <w:r>
-              <w:rPr>
-                <w:rFonts w:eastAsia="Calibri"/>
-              </w:rPr>
-              <w:t>confidentiality, etc.</w:t>
+              <w:t>How will you protect your participants? Explain how you will obtain informed consent, protect their privacy, and store their data safely.</w:t>
             </w:r>
           </w:p>
         </w:tc>
@@ -453,7 +431,6 @@
         <w:tc>
           <w:tcPr>
             <w:tcW w:w="5000" w:type="pct"/>
-            <w:shd w:val="clear" w:color="auto" w:fill="auto"/>
           </w:tcPr>
           <w:p>
             <w:pPr>
@@ -479,7 +456,6 @@
             <w:tcBorders>
               <w:bottom w:val="single" w:sz="4" w:space="0" w:color="000000" w:themeColor="text1"/>
             </w:tcBorders>
-            <w:shd w:val="clear" w:color="auto" w:fill="auto"/>
           </w:tcPr>
           <w:p>
             <w:pPr>
@@ -492,31 +468,7 @@
               <w:rPr>
                 <w:rFonts w:eastAsia="Calibri"/>
               </w:rPr>
-              <w:t>List the m</w:t>
-            </w:r>
-            <w:r>
-              <w:rPr>
-                <w:rFonts w:eastAsia="Calibri"/>
-              </w:rPr>
-              <w:t xml:space="preserve">aterials and </w:t>
-            </w:r>
-            <w:r>
-              <w:rPr>
-                <w:rFonts w:eastAsia="Calibri"/>
-              </w:rPr>
-              <w:t>p</w:t>
-            </w:r>
-            <w:r>
-              <w:rPr>
-                <w:rFonts w:eastAsia="Calibri"/>
-              </w:rPr>
-              <w:t>rocedure of class practical (including ethical consent and debrief form)</w:t>
-            </w:r>
-            <w:r>
-              <w:rPr>
-                <w:rFonts w:eastAsia="Calibri"/>
-              </w:rPr>
-              <w:t>.</w:t>
+              <w:t>What materials will you need? Explain step by step how you will conduct your study, including when you will obtain consent and provide a debrief.</w:t>
             </w:r>
           </w:p>
         </w:tc>
@@ -528,7 +480,6 @@
             <w:tcBorders>
               <w:bottom w:val="single" w:sz="4" w:space="0" w:color="000000" w:themeColor="text1"/>
             </w:tcBorders>
-            <w:shd w:val="clear" w:color="auto" w:fill="auto"/>
           </w:tcPr>
           <w:p>
             <w:pPr>
@@ -560,17 +511,13 @@
         <w:tc>
           <w:tcPr>
             <w:tcW w:w="5000" w:type="pct"/>
-            <w:shd w:val="clear" w:color="auto" w:fill="auto"/>
           </w:tcPr>
           <w:p>
             <w:pPr>
               <w:pStyle w:val="Tablebody"/>
             </w:pPr>
             <w:r>
-              <w:rPr>
-                <w:rFonts w:eastAsia="Calibri"/>
-              </w:rPr>
-              <w:t>Will the research be conducted outside the classroom? If so, what is the justification?</w:t>
+              <w:t>Will your study take place outside the classroom? If yes, explain why this is necessary.</w:t>
             </w:r>
           </w:p>
         </w:tc>
@@ -579,7 +526,6 @@
         <w:tc>
           <w:tcPr>
             <w:tcW w:w="5000" w:type="pct"/>
-            <w:shd w:val="clear" w:color="auto" w:fill="auto"/>
           </w:tcPr>
           <w:p>
             <w:pPr>
@@ -602,7 +548,6 @@
         <w:tc>
           <w:tcPr>
             <w:tcW w:w="5000" w:type="pct"/>
-            <w:shd w:val="clear" w:color="auto" w:fill="auto"/>
           </w:tcPr>
           <w:p>
             <w:pPr>
@@ -654,7 +599,6 @@
             <w:tcBorders>
               <w:bottom w:val="single" w:sz="4" w:space="0" w:color="000000" w:themeColor="text1"/>
             </w:tcBorders>
-            <w:shd w:val="clear" w:color="auto" w:fill="auto"/>
           </w:tcPr>
           <w:p>
             <w:pPr>
@@ -680,7 +624,6 @@
             <w:tcBorders>
               <w:bottom w:val="single" w:sz="4" w:space="0" w:color="000000" w:themeColor="text1"/>
             </w:tcBorders>
-            <w:shd w:val="clear" w:color="auto" w:fill="auto"/>
           </w:tcPr>
           <w:p>
             <w:pPr>
@@ -708,7 +651,6 @@
             <w:tcBorders>
               <w:bottom w:val="single" w:sz="4" w:space="0" w:color="000000" w:themeColor="text1"/>
             </w:tcBorders>
-            <w:shd w:val="clear" w:color="auto" w:fill="auto"/>
           </w:tcPr>
           <w:p>
             <w:pPr>
@@ -753,7 +695,7 @@
 </file>
 
 <file path=word/endnotes.xml><?xml version="1.0" encoding="utf-8"?>
-<w:endnotes xmlns:wpc="http://schemas.microsoft.com/office/word/2010/wordprocessingCanvas" xmlns:cx="http://schemas.microsoft.com/office/drawing/2014/chartex" xmlns:cx1="http://schemas.microsoft.com/office/drawing/2015/9/8/chartex" xmlns:cx2="http://schemas.microsoft.com/office/drawing/2015/10/21/chartex" xmlns:cx3="http://schemas.microsoft.com/office/drawing/2016/5/9/chartex" xmlns:cx4="http://schemas.microsoft.com/office/drawing/2016/5/10/chartex" xmlns:cx5="http://schemas.microsoft.com/office/drawing/2016/5/11/chartex" xmlns:cx6="http://schemas.microsoft.com/office/drawing/2016/5/12/chartex" xmlns:cx7="http://schemas.microsoft.com/office/drawing/2016/5/13/chartex" xmlns:cx8="http://schemas.microsoft.com/office/drawing/2016/5/14/chartex" xmlns:mc="http://schemas.openxmlformats.org/markup-compatibility/2006" xmlns:aink="http://schemas.microsoft.com/office/drawing/2016/ink" xmlns:am3d="http://schemas.microsoft.com/office/drawing/2017/model3d" xmlns:o="urn:schemas-microsoft-com:office:office" xmlns:oel="http://schemas.microsoft.com/office/2019/extlst" xmlns:r="http://schemas.openxmlformats.org/officeDocument/2006/relationships" xmlns:m="http://schemas.openxmlformats.org/officeDocument/2006/math" xmlns:v="urn:schemas-microsoft-com:vml" xmlns:wp14="http://schemas.microsoft.com/office/word/2010/wordprocessingDrawing" xmlns:wp="http://schemas.openxmlformats.org/drawingml/2006/wordprocessingDrawing" xmlns:w10="urn:schemas-microsoft-com:office:word" xmlns:w="http://schemas.openxmlformats.org/wordprocessingml/2006/main" xmlns:w14="http://schemas.microsoft.com/office/word/2010/wordml" xmlns:w15="http://schemas.microsoft.com/office/word/2012/wordml" xmlns:w16cex="http://schemas.microsoft.com/office/word/2018/wordml/cex" xmlns:w16cid="http://schemas.microsoft.com/office/word/2016/wordml/cid" xmlns:w16="http://schemas.microsoft.com/office/word/2018/wordml" xmlns:w16du="http://schemas.microsoft.com/office/word/2023/wordml/word16du" xmlns:w16sdtdh="http://schemas.microsoft.com/office/word/2020/wordml/sdtdatahash" xmlns:w16se="http://schemas.microsoft.com/office/word/2015/wordml/symex" xmlns:wpg="http://schemas.microsoft.com/office/word/2010/wordprocessingGroup" xmlns:wpi="http://schemas.microsoft.com/office/word/2010/wordprocessingInk" xmlns:wne="http://schemas.microsoft.com/office/word/2006/wordml" xmlns:wps="http://schemas.microsoft.com/office/word/2010/wordprocessingShape" mc:Ignorable="w14 w15 w16se w16cid w16 w16cex w16sdtdh w16du wp14">
+<w:endnotes xmlns:wpc="http://schemas.microsoft.com/office/word/2010/wordprocessingCanvas" xmlns:cx="http://schemas.microsoft.com/office/drawing/2014/chartex" xmlns:cx1="http://schemas.microsoft.com/office/drawing/2015/9/8/chartex" xmlns:cx2="http://schemas.microsoft.com/office/drawing/2015/10/21/chartex" xmlns:cx3="http://schemas.microsoft.com/office/drawing/2016/5/9/chartex" xmlns:cx4="http://schemas.microsoft.com/office/drawing/2016/5/10/chartex" xmlns:cx5="http://schemas.microsoft.com/office/drawing/2016/5/11/chartex" xmlns:cx6="http://schemas.microsoft.com/office/drawing/2016/5/12/chartex" xmlns:cx7="http://schemas.microsoft.com/office/drawing/2016/5/13/chartex" xmlns:cx8="http://schemas.microsoft.com/office/drawing/2016/5/14/chartex" xmlns:mc="http://schemas.openxmlformats.org/markup-compatibility/2006" xmlns:aink="http://schemas.microsoft.com/office/drawing/2016/ink" xmlns:am3d="http://schemas.microsoft.com/office/drawing/2017/model3d" xmlns:o="urn:schemas-microsoft-com:office:office" xmlns:oel="http://schemas.microsoft.com/office/2019/extlst" xmlns:r="http://schemas.openxmlformats.org/officeDocument/2006/relationships" xmlns:m="http://schemas.openxmlformats.org/officeDocument/2006/math" xmlns:v="urn:schemas-microsoft-com:vml" xmlns:wp14="http://schemas.microsoft.com/office/word/2010/wordprocessingDrawing" xmlns:wp="http://schemas.openxmlformats.org/drawingml/2006/wordprocessingDrawing" xmlns:w10="urn:schemas-microsoft-com:office:word" xmlns:w="http://schemas.openxmlformats.org/wordprocessingml/2006/main" xmlns:w14="http://schemas.microsoft.com/office/word/2010/wordml" xmlns:w15="http://schemas.microsoft.com/office/word/2012/wordml" xmlns:w16cex="http://schemas.microsoft.com/office/word/2018/wordml/cex" xmlns:w16cid="http://schemas.microsoft.com/office/word/2016/wordml/cid" xmlns:w16="http://schemas.microsoft.com/office/word/2018/wordml" xmlns:w16du="http://schemas.microsoft.com/office/word/2023/wordml/word16du" xmlns:w16sdtdh="http://schemas.microsoft.com/office/word/2020/wordml/sdtdatahash" xmlns:w16sdtfl="http://schemas.microsoft.com/office/word/2024/wordml/sdtformatlock" xmlns:w16se="http://schemas.microsoft.com/office/word/2015/wordml/symex" xmlns:wpg="http://schemas.microsoft.com/office/word/2010/wordprocessingGroup" xmlns:wpi="http://schemas.microsoft.com/office/word/2010/wordprocessingInk" xmlns:wne="http://schemas.microsoft.com/office/word/2006/wordml" xmlns:wps="http://schemas.microsoft.com/office/word/2010/wordprocessingShape" mc:Ignorable="w14 w15 w16se w16cid w16 w16cex w16sdtdh w16sdtfl w16du wp14">
   <w:endnote w:type="separator" w:id="-1">
     <w:p>
       <w:r>
@@ -772,7 +714,7 @@
 </file>
 
 <file path=word/footer1.xml><?xml version="1.0" encoding="utf-8"?>
-<w:ftr xmlns:wpc="http://schemas.microsoft.com/office/word/2010/wordprocessingCanvas" xmlns:cx="http://schemas.microsoft.com/office/drawing/2014/chartex" xmlns:cx1="http://schemas.microsoft.com/office/drawing/2015/9/8/chartex" xmlns:cx2="http://schemas.microsoft.com/office/drawing/2015/10/21/chartex" xmlns:cx3="http://schemas.microsoft.com/office/drawing/2016/5/9/chartex" xmlns:cx4="http://schemas.microsoft.com/office/drawing/2016/5/10/chartex" xmlns:cx5="http://schemas.microsoft.com/office/drawing/2016/5/11/chartex" xmlns:cx6="http://schemas.microsoft.com/office/drawing/2016/5/12/chartex" xmlns:cx7="http://schemas.microsoft.com/office/drawing/2016/5/13/chartex" xmlns:cx8="http://schemas.microsoft.com/office/drawing/2016/5/14/chartex" xmlns:mc="http://schemas.openxmlformats.org/markup-compatibility/2006" xmlns:aink="http://schemas.microsoft.com/office/drawing/2016/ink" xmlns:am3d="http://schemas.microsoft.com/office/drawing/2017/model3d" xmlns:o="urn:schemas-microsoft-com:office:office" xmlns:oel="http://schemas.microsoft.com/office/2019/extlst" xmlns:r="http://schemas.openxmlformats.org/officeDocument/2006/relationships" xmlns:m="http://schemas.openxmlformats.org/officeDocument/2006/math" xmlns:v="urn:schemas-microsoft-com:vml" xmlns:wp14="http://schemas.microsoft.com/office/word/2010/wordprocessingDrawing" xmlns:wp="http://schemas.openxmlformats.org/drawingml/2006/wordprocessingDrawing" xmlns:w10="urn:schemas-microsoft-com:office:word" xmlns:w="http://schemas.openxmlformats.org/wordprocessingml/2006/main" xmlns:w14="http://schemas.microsoft.com/office/word/2010/wordml" xmlns:w15="http://schemas.microsoft.com/office/word/2012/wordml" xmlns:w16cex="http://schemas.microsoft.com/office/word/2018/wordml/cex" xmlns:w16cid="http://schemas.microsoft.com/office/word/2016/wordml/cid" xmlns:w16="http://schemas.microsoft.com/office/word/2018/wordml" xmlns:w16du="http://schemas.microsoft.com/office/word/2023/wordml/word16du" xmlns:w16sdtdh="http://schemas.microsoft.com/office/word/2020/wordml/sdtdatahash" xmlns:w16se="http://schemas.microsoft.com/office/word/2015/wordml/symex" xmlns:wpg="http://schemas.microsoft.com/office/word/2010/wordprocessingGroup" xmlns:wpi="http://schemas.microsoft.com/office/word/2010/wordprocessingInk" xmlns:wne="http://schemas.microsoft.com/office/word/2006/wordml" xmlns:wps="http://schemas.microsoft.com/office/word/2010/wordprocessingShape" mc:Ignorable="w14 w15 w16se w16cid w16 w16cex w16sdtdh w16du wp14">
+<w:ftr xmlns:wpc="http://schemas.microsoft.com/office/word/2010/wordprocessingCanvas" xmlns:cx="http://schemas.microsoft.com/office/drawing/2014/chartex" xmlns:cx1="http://schemas.microsoft.com/office/drawing/2015/9/8/chartex" xmlns:cx2="http://schemas.microsoft.com/office/drawing/2015/10/21/chartex" xmlns:cx3="http://schemas.microsoft.com/office/drawing/2016/5/9/chartex" xmlns:cx4="http://schemas.microsoft.com/office/drawing/2016/5/10/chartex" xmlns:cx5="http://schemas.microsoft.com/office/drawing/2016/5/11/chartex" xmlns:cx6="http://schemas.microsoft.com/office/drawing/2016/5/12/chartex" xmlns:cx7="http://schemas.microsoft.com/office/drawing/2016/5/13/chartex" xmlns:cx8="http://schemas.microsoft.com/office/drawing/2016/5/14/chartex" xmlns:mc="http://schemas.openxmlformats.org/markup-compatibility/2006" xmlns:aink="http://schemas.microsoft.com/office/drawing/2016/ink" xmlns:am3d="http://schemas.microsoft.com/office/drawing/2017/model3d" xmlns:o="urn:schemas-microsoft-com:office:office" xmlns:oel="http://schemas.microsoft.com/office/2019/extlst" xmlns:r="http://schemas.openxmlformats.org/officeDocument/2006/relationships" xmlns:m="http://schemas.openxmlformats.org/officeDocument/2006/math" xmlns:v="urn:schemas-microsoft-com:vml" xmlns:wp14="http://schemas.microsoft.com/office/word/2010/wordprocessingDrawing" xmlns:wp="http://schemas.openxmlformats.org/drawingml/2006/wordprocessingDrawing" xmlns:w10="urn:schemas-microsoft-com:office:word" xmlns:w="http://schemas.openxmlformats.org/wordprocessingml/2006/main" xmlns:w14="http://schemas.microsoft.com/office/word/2010/wordml" xmlns:w15="http://schemas.microsoft.com/office/word/2012/wordml" xmlns:w16cex="http://schemas.microsoft.com/office/word/2018/wordml/cex" xmlns:w16cid="http://schemas.microsoft.com/office/word/2016/wordml/cid" xmlns:w16="http://schemas.microsoft.com/office/word/2018/wordml" xmlns:w16du="http://schemas.microsoft.com/office/word/2023/wordml/word16du" xmlns:w16sdtdh="http://schemas.microsoft.com/office/word/2020/wordml/sdtdatahash" xmlns:w16sdtfl="http://schemas.microsoft.com/office/word/2024/wordml/sdtformatlock" xmlns:w16se="http://schemas.microsoft.com/office/word/2015/wordml/symex" xmlns:wpg="http://schemas.microsoft.com/office/word/2010/wordprocessingGroup" xmlns:wpi="http://schemas.microsoft.com/office/word/2010/wordprocessingInk" xmlns:wne="http://schemas.microsoft.com/office/word/2006/wordml" xmlns:wps="http://schemas.microsoft.com/office/word/2010/wordprocessingShape" mc:Ignorable="w14 w15 w16se w16cid w16 w16cex w16sdtdh w16sdtfl w16du wp14">
   <w:p>
     <w:pPr>
       <w:pStyle w:val="Footer"/>
@@ -878,7 +820,7 @@
 </file>
 
 <file path=word/footnotes.xml><?xml version="1.0" encoding="utf-8"?>
-<w:footnotes xmlns:wpc="http://schemas.microsoft.com/office/word/2010/wordprocessingCanvas" xmlns:cx="http://schemas.microsoft.com/office/drawing/2014/chartex" xmlns:cx1="http://schemas.microsoft.com/office/drawing/2015/9/8/chartex" xmlns:cx2="http://schemas.microsoft.com/office/drawing/2015/10/21/chartex" xmlns:cx3="http://schemas.microsoft.com/office/drawing/2016/5/9/chartex" xmlns:cx4="http://schemas.microsoft.com/office/drawing/2016/5/10/chartex" xmlns:cx5="http://schemas.microsoft.com/office/drawing/2016/5/11/chartex" xmlns:cx6="http://schemas.microsoft.com/office/drawing/2016/5/12/chartex" xmlns:cx7="http://schemas.microsoft.com/office/drawing/2016/5/13/chartex" xmlns:cx8="http://schemas.microsoft.com/office/drawing/2016/5/14/chartex" xmlns:mc="http://schemas.openxmlformats.org/markup-compatibility/2006" xmlns:aink="http://schemas.microsoft.com/office/drawing/2016/ink" xmlns:am3d="http://schemas.microsoft.com/office/drawing/2017/model3d" xmlns:o="urn:schemas-microsoft-com:office:office" xmlns:oel="http://schemas.microsoft.com/office/2019/extlst" xmlns:r="http://schemas.openxmlformats.org/officeDocument/2006/relationships" xmlns:m="http://schemas.openxmlformats.org/officeDocument/2006/math" xmlns:v="urn:schemas-microsoft-com:vml" xmlns:wp14="http://schemas.microsoft.com/office/word/2010/wordprocessingDrawing" xmlns:wp="http://schemas.openxmlformats.org/drawingml/2006/wordprocessingDrawing" xmlns:w10="urn:schemas-microsoft-com:office:word" xmlns:w="http://schemas.openxmlformats.org/wordprocessingml/2006/main" xmlns:w14="http://schemas.microsoft.com/office/word/2010/wordml" xmlns:w15="http://schemas.microsoft.com/office/word/2012/wordml" xmlns:w16cex="http://schemas.microsoft.com/office/word/2018/wordml/cex" xmlns:w16cid="http://schemas.microsoft.com/office/word/2016/wordml/cid" xmlns:w16="http://schemas.microsoft.com/office/word/2018/wordml" xmlns:w16du="http://schemas.microsoft.com/office/word/2023/wordml/word16du" xmlns:w16sdtdh="http://schemas.microsoft.com/office/word/2020/wordml/sdtdatahash" xmlns:w16se="http://schemas.microsoft.com/office/word/2015/wordml/symex" xmlns:wpg="http://schemas.microsoft.com/office/word/2010/wordprocessingGroup" xmlns:wpi="http://schemas.microsoft.com/office/word/2010/wordprocessingInk" xmlns:wne="http://schemas.microsoft.com/office/word/2006/wordml" xmlns:wps="http://schemas.microsoft.com/office/word/2010/wordprocessingShape" mc:Ignorable="w14 w15 w16se w16cid w16 w16cex w16sdtdh w16du wp14">
+<w:footnotes xmlns:wpc="http://schemas.microsoft.com/office/word/2010/wordprocessingCanvas" xmlns:cx="http://schemas.microsoft.com/office/drawing/2014/chartex" xmlns:cx1="http://schemas.microsoft.com/office/drawing/2015/9/8/chartex" xmlns:cx2="http://schemas.microsoft.com/office/drawing/2015/10/21/chartex" xmlns:cx3="http://schemas.microsoft.com/office/drawing/2016/5/9/chartex" xmlns:cx4="http://schemas.microsoft.com/office/drawing/2016/5/10/chartex" xmlns:cx5="http://schemas.microsoft.com/office/drawing/2016/5/11/chartex" xmlns:cx6="http://schemas.microsoft.com/office/drawing/2016/5/12/chartex" xmlns:cx7="http://schemas.microsoft.com/office/drawing/2016/5/13/chartex" xmlns:cx8="http://schemas.microsoft.com/office/drawing/2016/5/14/chartex" xmlns:mc="http://schemas.openxmlformats.org/markup-compatibility/2006" xmlns:aink="http://schemas.microsoft.com/office/drawing/2016/ink" xmlns:am3d="http://schemas.microsoft.com/office/drawing/2017/model3d" xmlns:o="urn:schemas-microsoft-com:office:office" xmlns:oel="http://schemas.microsoft.com/office/2019/extlst" xmlns:r="http://schemas.openxmlformats.org/officeDocument/2006/relationships" xmlns:m="http://schemas.openxmlformats.org/officeDocument/2006/math" xmlns:v="urn:schemas-microsoft-com:vml" xmlns:wp14="http://schemas.microsoft.com/office/word/2010/wordprocessingDrawing" xmlns:wp="http://schemas.openxmlformats.org/drawingml/2006/wordprocessingDrawing" xmlns:w10="urn:schemas-microsoft-com:office:word" xmlns:w="http://schemas.openxmlformats.org/wordprocessingml/2006/main" xmlns:w14="http://schemas.microsoft.com/office/word/2010/wordml" xmlns:w15="http://schemas.microsoft.com/office/word/2012/wordml" xmlns:w16cex="http://schemas.microsoft.com/office/word/2018/wordml/cex" xmlns:w16cid="http://schemas.microsoft.com/office/word/2016/wordml/cid" xmlns:w16="http://schemas.microsoft.com/office/word/2018/wordml" xmlns:w16du="http://schemas.microsoft.com/office/word/2023/wordml/word16du" xmlns:w16sdtdh="http://schemas.microsoft.com/office/word/2020/wordml/sdtdatahash" xmlns:w16sdtfl="http://schemas.microsoft.com/office/word/2024/wordml/sdtformatlock" xmlns:w16se="http://schemas.microsoft.com/office/word/2015/wordml/symex" xmlns:wpg="http://schemas.microsoft.com/office/word/2010/wordprocessingGroup" xmlns:wpi="http://schemas.microsoft.com/office/word/2010/wordprocessingInk" xmlns:wne="http://schemas.microsoft.com/office/word/2006/wordml" xmlns:wps="http://schemas.microsoft.com/office/word/2010/wordprocessingShape" mc:Ignorable="w14 w15 w16se w16cid w16 w16cex w16sdtdh w16sdtfl w16du wp14">
   <w:footnote w:type="separator" w:id="-1">
     <w:p>
       <w:r>
@@ -897,7 +839,7 @@
 </file>
 
 <file path=word/header1.xml><?xml version="1.0" encoding="utf-8"?>
-<w:hdr xmlns:wpc="http://schemas.microsoft.com/office/word/2010/wordprocessingCanvas" xmlns:cx="http://schemas.microsoft.com/office/drawing/2014/chartex" xmlns:cx1="http://schemas.microsoft.com/office/drawing/2015/9/8/chartex" xmlns:cx2="http://schemas.microsoft.com/office/drawing/2015/10/21/chartex" xmlns:cx3="http://schemas.microsoft.com/office/drawing/2016/5/9/chartex" xmlns:cx4="http://schemas.microsoft.com/office/drawing/2016/5/10/chartex" xmlns:cx5="http://schemas.microsoft.com/office/drawing/2016/5/11/chartex" xmlns:cx6="http://schemas.microsoft.com/office/drawing/2016/5/12/chartex" xmlns:cx7="http://schemas.microsoft.com/office/drawing/2016/5/13/chartex" xmlns:cx8="http://schemas.microsoft.com/office/drawing/2016/5/14/chartex" xmlns:mc="http://schemas.openxmlformats.org/markup-compatibility/2006" xmlns:aink="http://schemas.microsoft.com/office/drawing/2016/ink" xmlns:am3d="http://schemas.microsoft.com/office/drawing/2017/model3d" xmlns:o="urn:schemas-microsoft-com:office:office" xmlns:oel="http://schemas.microsoft.com/office/2019/extlst" xmlns:r="http://schemas.openxmlformats.org/officeDocument/2006/relationships" xmlns:m="http://schemas.openxmlformats.org/officeDocument/2006/math" xmlns:v="urn:schemas-microsoft-com:vml" xmlns:wp14="http://schemas.microsoft.com/office/word/2010/wordprocessingDrawing" xmlns:wp="http://schemas.openxmlformats.org/drawingml/2006/wordprocessingDrawing" xmlns:w10="urn:schemas-microsoft-com:office:word" xmlns:w="http://schemas.openxmlformats.org/wordprocessingml/2006/main" xmlns:w14="http://schemas.microsoft.com/office/word/2010/wordml" xmlns:w15="http://schemas.microsoft.com/office/word/2012/wordml" xmlns:w16cex="http://schemas.microsoft.com/office/word/2018/wordml/cex" xmlns:w16cid="http://schemas.microsoft.com/office/word/2016/wordml/cid" xmlns:w16="http://schemas.microsoft.com/office/word/2018/wordml" xmlns:w16du="http://schemas.microsoft.com/office/word/2023/wordml/word16du" xmlns:w16sdtdh="http://schemas.microsoft.com/office/word/2020/wordml/sdtdatahash" xmlns:w16se="http://schemas.microsoft.com/office/word/2015/wordml/symex" xmlns:wpg="http://schemas.microsoft.com/office/word/2010/wordprocessingGroup" xmlns:wpi="http://schemas.microsoft.com/office/word/2010/wordprocessingInk" xmlns:wne="http://schemas.microsoft.com/office/word/2006/wordml" xmlns:wps="http://schemas.microsoft.com/office/word/2010/wordprocessingShape" mc:Ignorable="w14 w15 w16se w16cid w16 w16cex w16sdtdh w16du wp14">
+<w:hdr xmlns:wpc="http://schemas.microsoft.com/office/word/2010/wordprocessingCanvas" xmlns:cx="http://schemas.microsoft.com/office/drawing/2014/chartex" xmlns:cx1="http://schemas.microsoft.com/office/drawing/2015/9/8/chartex" xmlns:cx2="http://schemas.microsoft.com/office/drawing/2015/10/21/chartex" xmlns:cx3="http://schemas.microsoft.com/office/drawing/2016/5/9/chartex" xmlns:cx4="http://schemas.microsoft.com/office/drawing/2016/5/10/chartex" xmlns:cx5="http://schemas.microsoft.com/office/drawing/2016/5/11/chartex" xmlns:cx6="http://schemas.microsoft.com/office/drawing/2016/5/12/chartex" xmlns:cx7="http://schemas.microsoft.com/office/drawing/2016/5/13/chartex" xmlns:cx8="http://schemas.microsoft.com/office/drawing/2016/5/14/chartex" xmlns:mc="http://schemas.openxmlformats.org/markup-compatibility/2006" xmlns:aink="http://schemas.microsoft.com/office/drawing/2016/ink" xmlns:am3d="http://schemas.microsoft.com/office/drawing/2017/model3d" xmlns:o="urn:schemas-microsoft-com:office:office" xmlns:oel="http://schemas.microsoft.com/office/2019/extlst" xmlns:r="http://schemas.openxmlformats.org/officeDocument/2006/relationships" xmlns:m="http://schemas.openxmlformats.org/officeDocument/2006/math" xmlns:v="urn:schemas-microsoft-com:vml" xmlns:wp14="http://schemas.microsoft.com/office/word/2010/wordprocessingDrawing" xmlns:wp="http://schemas.openxmlformats.org/drawingml/2006/wordprocessingDrawing" xmlns:w10="urn:schemas-microsoft-com:office:word" xmlns:w="http://schemas.openxmlformats.org/wordprocessingml/2006/main" xmlns:w14="http://schemas.microsoft.com/office/word/2010/wordml" xmlns:w15="http://schemas.microsoft.com/office/word/2012/wordml" xmlns:w16cex="http://schemas.microsoft.com/office/word/2018/wordml/cex" xmlns:w16cid="http://schemas.microsoft.com/office/word/2016/wordml/cid" xmlns:w16="http://schemas.microsoft.com/office/word/2018/wordml" xmlns:w16du="http://schemas.microsoft.com/office/word/2023/wordml/word16du" xmlns:w16sdtdh="http://schemas.microsoft.com/office/word/2020/wordml/sdtdatahash" xmlns:w16sdtfl="http://schemas.microsoft.com/office/word/2024/wordml/sdtformatlock" xmlns:w16se="http://schemas.microsoft.com/office/word/2015/wordml/symex" xmlns:wpg="http://schemas.microsoft.com/office/word/2010/wordprocessingGroup" xmlns:wpi="http://schemas.microsoft.com/office/word/2010/wordprocessingInk" xmlns:wne="http://schemas.microsoft.com/office/word/2006/wordml" xmlns:wps="http://schemas.microsoft.com/office/word/2010/wordprocessingShape" mc:Ignorable="w14 w15 w16se w16cid w16 w16cex w16sdtdh w16sdtfl w16du wp14">
   <w:p>
     <w:pPr>
       <w:spacing w:before="100" w:beforeAutospacing="1" w:after="100" w:afterAutospacing="1"/>
@@ -924,7 +866,7 @@
 </file>
 
 <file path=word/numbering.xml><?xml version="1.0" encoding="utf-8"?>
-<w:numbering xmlns:wpc="http://schemas.microsoft.com/office/word/2010/wordprocessingCanvas" xmlns:cx="http://schemas.microsoft.com/office/drawing/2014/chartex" xmlns:cx1="http://schemas.microsoft.com/office/drawing/2015/9/8/chartex" xmlns:cx2="http://schemas.microsoft.com/office/drawing/2015/10/21/chartex" xmlns:cx3="http://schemas.microsoft.com/office/drawing/2016/5/9/chartex" xmlns:cx4="http://schemas.microsoft.com/office/drawing/2016/5/10/chartex" xmlns:cx5="http://schemas.microsoft.com/office/drawing/2016/5/11/chartex" xmlns:cx6="http://schemas.microsoft.com/office/drawing/2016/5/12/chartex" xmlns:cx7="http://schemas.microsoft.com/office/drawing/2016/5/13/chartex" xmlns:cx8="http://schemas.microsoft.com/office/drawing/2016/5/14/chartex" xmlns:mc="http://schemas.openxmlformats.org/markup-compatibility/2006" xmlns:aink="http://schemas.microsoft.com/office/drawing/2016/ink" xmlns:am3d="http://schemas.microsoft.com/office/drawing/2017/model3d" xmlns:o="urn:schemas-microsoft-com:office:office" xmlns:oel="http://schemas.microsoft.com/office/2019/extlst" xmlns:r="http://schemas.openxmlformats.org/officeDocument/2006/relationships" xmlns:m="http://schemas.openxmlformats.org/officeDocument/2006/math" xmlns:v="urn:schemas-microsoft-com:vml" xmlns:wp14="http://schemas.microsoft.com/office/word/2010/wordprocessingDrawing" xmlns:wp="http://schemas.openxmlformats.org/drawingml/2006/wordprocessingDrawing" xmlns:w10="urn:schemas-microsoft-com:office:word" xmlns:w="http://schemas.openxmlformats.org/wordprocessingml/2006/main" xmlns:w14="http://schemas.microsoft.com/office/word/2010/wordml" xmlns:w15="http://schemas.microsoft.com/office/word/2012/wordml" xmlns:w16cex="http://schemas.microsoft.com/office/word/2018/wordml/cex" xmlns:w16cid="http://schemas.microsoft.com/office/word/2016/wordml/cid" xmlns:w16="http://schemas.microsoft.com/office/word/2018/wordml" xmlns:w16du="http://schemas.microsoft.com/office/word/2023/wordml/word16du" xmlns:w16sdtdh="http://schemas.microsoft.com/office/word/2020/wordml/sdtdatahash" xmlns:w16se="http://schemas.microsoft.com/office/word/2015/wordml/symex" xmlns:wpg="http://schemas.microsoft.com/office/word/2010/wordprocessingGroup" xmlns:wpi="http://schemas.microsoft.com/office/word/2010/wordprocessingInk" xmlns:wne="http://schemas.microsoft.com/office/word/2006/wordml" xmlns:wps="http://schemas.microsoft.com/office/word/2010/wordprocessingShape" mc:Ignorable="w14 w15 w16se w16cid w16 w16cex w16sdtdh w16du wp14">
+<w:numbering xmlns:wpc="http://schemas.microsoft.com/office/word/2010/wordprocessingCanvas" xmlns:cx="http://schemas.microsoft.com/office/drawing/2014/chartex" xmlns:cx1="http://schemas.microsoft.com/office/drawing/2015/9/8/chartex" xmlns:cx2="http://schemas.microsoft.com/office/drawing/2015/10/21/chartex" xmlns:cx3="http://schemas.microsoft.com/office/drawing/2016/5/9/chartex" xmlns:cx4="http://schemas.microsoft.com/office/drawing/2016/5/10/chartex" xmlns:cx5="http://schemas.microsoft.com/office/drawing/2016/5/11/chartex" xmlns:cx6="http://schemas.microsoft.com/office/drawing/2016/5/12/chartex" xmlns:cx7="http://schemas.microsoft.com/office/drawing/2016/5/13/chartex" xmlns:cx8="http://schemas.microsoft.com/office/drawing/2016/5/14/chartex" xmlns:mc="http://schemas.openxmlformats.org/markup-compatibility/2006" xmlns:aink="http://schemas.microsoft.com/office/drawing/2016/ink" xmlns:am3d="http://schemas.microsoft.com/office/drawing/2017/model3d" xmlns:o="urn:schemas-microsoft-com:office:office" xmlns:oel="http://schemas.microsoft.com/office/2019/extlst" xmlns:r="http://schemas.openxmlformats.org/officeDocument/2006/relationships" xmlns:m="http://schemas.openxmlformats.org/officeDocument/2006/math" xmlns:v="urn:schemas-microsoft-com:vml" xmlns:wp14="http://schemas.microsoft.com/office/word/2010/wordprocessingDrawing" xmlns:wp="http://schemas.openxmlformats.org/drawingml/2006/wordprocessingDrawing" xmlns:w10="urn:schemas-microsoft-com:office:word" xmlns:w="http://schemas.openxmlformats.org/wordprocessingml/2006/main" xmlns:w14="http://schemas.microsoft.com/office/word/2010/wordml" xmlns:w15="http://schemas.microsoft.com/office/word/2012/wordml" xmlns:w16cex="http://schemas.microsoft.com/office/word/2018/wordml/cex" xmlns:w16cid="http://schemas.microsoft.com/office/word/2016/wordml/cid" xmlns:w16="http://schemas.microsoft.com/office/word/2018/wordml" xmlns:w16du="http://schemas.microsoft.com/office/word/2023/wordml/word16du" xmlns:w16sdtdh="http://schemas.microsoft.com/office/word/2020/wordml/sdtdatahash" xmlns:w16sdtfl="http://schemas.microsoft.com/office/word/2024/wordml/sdtformatlock" xmlns:w16se="http://schemas.microsoft.com/office/word/2015/wordml/symex" xmlns:wpg="http://schemas.microsoft.com/office/word/2010/wordprocessingGroup" xmlns:wpi="http://schemas.microsoft.com/office/word/2010/wordprocessingInk" xmlns:wne="http://schemas.microsoft.com/office/word/2006/wordml" xmlns:wps="http://schemas.microsoft.com/office/word/2010/wordprocessingShape" mc:Ignorable="w14 w15 w16se w16cid w16 w16cex w16sdtdh w16sdtfl w16du wp14">
   <w:abstractNum w:abstractNumId="0" w15:restartNumberingAfterBreak="0">
     <w:nsid w:val="FFFFFF7C"/>
     <w:multiLevelType w:val="singleLevel"/>
@@ -5100,7 +5042,7 @@
 </file>
 
 <file path=word/styles.xml><?xml version="1.0" encoding="utf-8"?>
-<w:styles xmlns:mc="http://schemas.openxmlformats.org/markup-compatibility/2006" xmlns:r="http://schemas.openxmlformats.org/officeDocument/2006/relationships" xmlns:w="http://schemas.openxmlformats.org/wordprocessingml/2006/main" xmlns:w14="http://schemas.microsoft.com/office/word/2010/wordml" xmlns:w15="http://schemas.microsoft.com/office/word/2012/wordml" xmlns:w16cex="http://schemas.microsoft.com/office/word/2018/wordml/cex" xmlns:w16cid="http://schemas.microsoft.com/office/word/2016/wordml/cid" xmlns:w16="http://schemas.microsoft.com/office/word/2018/wordml" xmlns:w16du="http://schemas.microsoft.com/office/word/2023/wordml/word16du" xmlns:w16sdtdh="http://schemas.microsoft.com/office/word/2020/wordml/sdtdatahash" xmlns:w16se="http://schemas.microsoft.com/office/word/2015/wordml/symex" mc:Ignorable="w14 w15 w16se w16cid w16 w16cex w16sdtdh w16du">
+<w:styles xmlns:mc="http://schemas.openxmlformats.org/markup-compatibility/2006" xmlns:r="http://schemas.openxmlformats.org/officeDocument/2006/relationships" xmlns:w="http://schemas.openxmlformats.org/wordprocessingml/2006/main" xmlns:w14="http://schemas.microsoft.com/office/word/2010/wordml" xmlns:w15="http://schemas.microsoft.com/office/word/2012/wordml" xmlns:w16cex="http://schemas.microsoft.com/office/word/2018/wordml/cex" xmlns:w16cid="http://schemas.microsoft.com/office/word/2016/wordml/cid" xmlns:w16="http://schemas.microsoft.com/office/word/2018/wordml" xmlns:w16du="http://schemas.microsoft.com/office/word/2023/wordml/word16du" xmlns:w16sdtdh="http://schemas.microsoft.com/office/word/2020/wordml/sdtdatahash" xmlns:w16sdtfl="http://schemas.microsoft.com/office/word/2024/wordml/sdtformatlock" xmlns:w16se="http://schemas.microsoft.com/office/word/2015/wordml/symex" mc:Ignorable="w14 w15 w16se w16cid w16 w16cex w16sdtdh w16sdtfl w16du">
   <w:docDefaults>
     <w:rPrDefault>
       <w:rPr>
@@ -5729,7 +5671,6 @@
     <w:uiPriority w:val="1"/>
     <w:semiHidden/>
     <w:unhideWhenUsed/>
-    <w:rsid w:val="002F31C6"/>
   </w:style>
   <w:style w:type="table" w:default="1" w:styleId="TableNormal">
     <w:name w:val="Normal Table"/>
@@ -5751,7 +5692,6 @@
     <w:uiPriority w:val="99"/>
     <w:semiHidden/>
     <w:unhideWhenUsed/>
-    <w:rsid w:val="002F31C6"/>
   </w:style>
   <w:style w:type="character" w:customStyle="1" w:styleId="Heading1Char">
     <w:name w:val="Heading 1 Char"/>
@@ -7767,16 +7707,16 @@
 <file path=customXml/itemProps3.xml><?xml version="1.0" encoding="utf-8"?>
 <ds:datastoreItem xmlns:ds="http://schemas.openxmlformats.org/officeDocument/2006/customXml" ds:itemID="{0A0FCBE2-3933-4F7C-A561-63CD9E116756}">
   <ds:schemaRefs>
-    <ds:schemaRef ds:uri="http://schemas.microsoft.com/office/2006/documentManagement/types"/>
+    <ds:schemaRef ds:uri="http://schemas.microsoft.com/office/2006/metadata/properties"/>
     <ds:schemaRef ds:uri="http://schemas.microsoft.com/office/infopath/2007/PartnerControls"/>
-    <ds:schemaRef ds:uri="http://purl.org/dc/elements/1.1/"/>
     <ds:schemaRef ds:uri="9c51eeb5-5963-44c1-92d3-ec1f6df1cdfd"/>
-    <ds:schemaRef ds:uri="http://purl.org/dc/dcmitype/"/>
-    <ds:schemaRef ds:uri="http://purl.org/dc/terms/"/>
-    <ds:schemaRef ds:uri="http://schemas.microsoft.com/office/2006/metadata/properties"/>
-    <ds:schemaRef ds:uri="http://schemas.openxmlformats.org/package/2006/metadata/core-properties"/>
     <ds:schemaRef ds:uri="8c7dc7f3-a840-475f-a519-c4715494a580"/>
-    <ds:schemaRef ds:uri="http://www.w3.org/XML/1998/namespace"/>
   </ds:schemaRefs>
 </ds:datastoreItem>
+</file>
+
+<file path=docMetadata/LabelInfo.xml><?xml version="1.0" encoding="utf-8"?>
+<clbl:labelList xmlns:clbl="http://schemas.microsoft.com/office/2020/mipLabelMetadata">
+  <clbl:label id="{7515d511-864d-4668-b936-bee455c23755}" enabled="1" method="Standard" siteId="{af1a7dbf-c35d-4554-83b4-aad0f8572e87}" contentBits="0" removed="0"/>
+</clbl:labelList>
 </file>